--- a/documents/Development Process.docx
+++ b/documents/Development Process.docx
@@ -21,16 +21,21 @@
       </w:r>
     </w:p>
     <w:p>
-      <w:pPr>
-        <w:rPr>
-          <w:rFonts w:hint="eastAsia"/>
-        </w:rPr>
-      </w:pPr>
       <w:r>
         <w:rPr>
           <w:rFonts w:hint="eastAsia"/>
         </w:rPr>
         <w:t>gemini-embedding-001</w:t>
+      </w:r>
+    </w:p>
+    <w:p>
+      <w:pPr>
+        <w:rPr>
+          <w:rFonts w:hint="eastAsia"/>
+        </w:rPr>
+      </w:pPr>
+      <w:r>
+        <w:t>gemini-2.5-pro</w:t>
       </w:r>
     </w:p>
     <w:p>
@@ -187,6 +192,9 @@
           <w:ilvl w:val="0"/>
           <w:numId w:val="1"/>
         </w:numPr>
+        <w:rPr>
+          <w:rFonts w:hint="eastAsia"/>
+        </w:rPr>
       </w:pPr>
       <w:r>
         <w:rPr>
@@ -999,7 +1007,6 @@
   <w:style w:type="character" w:default="1" w:styleId="a0">
     <w:name w:val="Default Paragraph Font"/>
     <w:uiPriority w:val="1"/>
-    <w:semiHidden/>
     <w:unhideWhenUsed/>
   </w:style>
   <w:style w:type="table" w:default="1" w:styleId="a1">
